--- a/Report.docx
+++ b/Report.docx
@@ -349,10 +349,12 @@
     </w:p>
     <w:p>
       <w:r>
-        <w:t>The rapid increase in volume of digitized information makes the classification of news articles using manual methods extremely inefficient. This work discusses the implementation of a machine learning technique aimed at predicting the category of news articles (Lifestyle, Entertainment, Business, Tech, World, and Social Media), based on the metadata of each article rather than text analysis. By using the Online News Popularity dataset, the data is processed to combine the multi-label output variables and rescale the numeric values. In this study, we use the Random Forest Classifier based on 9 extracted features that include keywords statistics, media statistics, and polarity.</w:t>
-      </w:r>
-    </w:p>
-    <w:p/>
+        <w:t xml:space="preserve">The rapid increase in volume of digitized information makes the classification of news articles using manual methods extremely inefficient. This work discusses the implementation of a machine learning technique aimed at predicting the category of news articles (Lifestyle, Entertainment, Business, Tech, World, and Social Media), based on the metadata of each article rather than text analysis. By using the Online News Popularity dataset, the data is processed to combine the multi-label output variables and rescale the numeric values. </w:t>
+      </w:r>
+      <w:r>
+        <w:t>We look at and compare a number of machine learning algorithms in this study, such as Logistic Regression, Random Forest, and Hist-Gradient Boosting Classifier. Our assessment is founded on 9 extracted features. The Hist-Gradient Boosting model reached the highest accuracy, showing that metadata has enough predictive strength for automated text categorization.</w:t>
+      </w:r>
+    </w:p>
     <w:p/>
     <w:p>
       <w:pPr>
@@ -598,7 +600,10 @@
     </w:p>
     <w:p>
       <w:r>
-        <w:t>This data set is Online News Popularity data set available publicly.</w:t>
+        <w:t>This data set is Online News Popularity data set</w:t>
+      </w:r>
+      <w:r>
+        <w:t>.</w:t>
       </w:r>
     </w:p>
     <w:p>
@@ -620,15 +625,7 @@
         <w:t>Label</w:t>
       </w:r>
       <w:r>
-        <w:t>: This label was initially classified by six binary factors like “</w:t>
-      </w:r>
-      <w:proofErr w:type="spellStart"/>
-      <w:r>
-        <w:t>data_channel_is_tech</w:t>
-      </w:r>
-      <w:proofErr w:type="spellEnd"/>
-      <w:r>
-        <w:t>”.</w:t>
+        <w:t>: This label was initially classified by six binary factors like “data_channel_is_tech”.</w:t>
       </w:r>
     </w:p>
     <w:p>
@@ -639,50 +636,10 @@
         <w:t>Selected Factors</w:t>
       </w:r>
       <w:r>
-        <w:t>: Selected factors that were chosen by the algorithm are 9 including “</w:t>
-      </w:r>
-      <w:proofErr w:type="spellStart"/>
-      <w:r>
-        <w:t>n_tokens_content</w:t>
-      </w:r>
-      <w:proofErr w:type="spellEnd"/>
-      <w:r>
-        <w:t>” (total number of words in content), “</w:t>
-      </w:r>
-      <w:proofErr w:type="spellStart"/>
-      <w:r>
-        <w:t>num_imgs</w:t>
-      </w:r>
-      <w:proofErr w:type="spellEnd"/>
-      <w:r>
-        <w:t>”, “</w:t>
-      </w:r>
-      <w:proofErr w:type="spellStart"/>
-      <w:r>
-        <w:t>num_videos</w:t>
-      </w:r>
-      <w:proofErr w:type="spellEnd"/>
-      <w:r>
-        <w:t>”, “</w:t>
-      </w:r>
-      <w:proofErr w:type="spellStart"/>
-      <w:r>
-        <w:t>kw_avg_avg</w:t>
-      </w:r>
-      <w:proofErr w:type="spellEnd"/>
-      <w:r>
-        <w:t>” (keyword statistics), and “</w:t>
-      </w:r>
-      <w:proofErr w:type="spellStart"/>
-      <w:r>
-        <w:t>global_sentiment_polarity</w:t>
-      </w:r>
-      <w:proofErr w:type="spellEnd"/>
-      <w:r>
-        <w:t>” (</w:t>
-      </w:r>
-      <w:r>
-        <w:t>overall text sentiment)</w:t>
+        <w:t xml:space="preserve">: </w:t>
+      </w:r>
+      <w:r>
+        <w:t>The labels are six factors like "data_channel_is_tech”. We select 9 factors, including "n_tokens_content" "num_imgs" "num_videos" "kw_avg_avg" and "global_sentiment_polarity”.</w:t>
       </w:r>
     </w:p>
     <w:p/>
@@ -749,6 +706,7 @@
         <w:rPr>
           <w:b/>
           <w:bCs/>
+          <w:noProof/>
           <w:sz w:val="32"/>
           <w:szCs w:val="32"/>
         </w:rPr>
@@ -798,6 +756,7 @@
         <w:rPr>
           <w:b/>
           <w:bCs/>
+          <w:noProof/>
           <w:sz w:val="32"/>
           <w:szCs w:val="32"/>
         </w:rPr>
@@ -939,15 +898,7 @@
     </w:p>
     <w:p>
       <w:r>
-        <w:t xml:space="preserve">The 6 binary channels of the data were combined into one multiclass Category column. Rows without any category were eliminated, resulting in an improved dataset containing about 32,000 entries. The </w:t>
-      </w:r>
-      <w:proofErr w:type="spellStart"/>
-      <w:r>
-        <w:t>StandardScaler</w:t>
-      </w:r>
-      <w:proofErr w:type="spellEnd"/>
-      <w:r>
-        <w:t xml:space="preserve"> was used to standardize the different scales of word counts and sentiment scores.</w:t>
+        <w:t>The 6 binary channels of the data were combined into one multiclass Category column. Rows without any category were eliminated, resulting in an improved dataset containing about 32,000 entries. The StandardScaler was used to standardize the different scales of word counts and sentiment scores.</w:t>
       </w:r>
     </w:p>
     <w:p/>
@@ -977,12 +928,91 @@
           <w:b/>
           <w:bCs/>
         </w:rPr>
-        <w:t>Model Implementation: Random Forest</w:t>
-      </w:r>
-    </w:p>
-    <w:p>
-      <w:r>
-        <w:t>The Random Forest Classifier was chosen owing to its ability to avoid overfitting while dealing with multidimensional data sets.</w:t>
+        <w:t xml:space="preserve">Model Implementation: </w:t>
+      </w:r>
+    </w:p>
+    <w:p>
+      <w:r>
+        <w:t>Three models were trained to compare performance on the multi-dimensional dataset instead of just one algorithm:</w:t>
+      </w:r>
+    </w:p>
+    <w:p/>
+    <w:p>
+      <w:r>
+        <w:rPr>
+          <w:b/>
+          <w:bCs/>
+        </w:rPr>
+        <w:t>Logistic Regression</w:t>
+      </w:r>
+      <w:r>
+        <w:t>: Used as the starting point model.</w:t>
+      </w:r>
+    </w:p>
+    <w:p/>
+    <w:p>
+      <w:r>
+        <w:t xml:space="preserve">The </w:t>
+      </w:r>
+      <w:r>
+        <w:rPr>
+          <w:b/>
+          <w:bCs/>
+        </w:rPr>
+        <w:t>Random Forest Classifier</w:t>
+      </w:r>
+      <w:r>
+        <w:t xml:space="preserve"> was set up with n_estimators=100 and balanced class weights to avoid bias.</w:t>
+      </w:r>
+    </w:p>
+    <w:p/>
+    <w:p>
+      <w:r>
+        <w:rPr>
+          <w:b/>
+          <w:bCs/>
+        </w:rPr>
+        <w:t>Hist-Gradient Boosting Classifier</w:t>
+      </w:r>
+      <w:r>
+        <w:t>: A faster, histogram-based ensemble method used to find complicated, non-linear relationships.</w:t>
+      </w:r>
+    </w:p>
+    <w:p/>
+    <w:p>
+      <w:r>
+        <w:t>For all models, 80% of the data is used for training and 20% for testing.</w:t>
+      </w:r>
+    </w:p>
+    <w:p/>
+    <w:p/>
+    <w:p/>
+    <w:p/>
+    <w:p/>
+    <w:p/>
+    <w:p/>
+    <w:p/>
+    <w:p/>
+    <w:p/>
+    <w:p/>
+    <w:p/>
+    <w:p>
+      <w:pPr>
+        <w:rPr>
+          <w:b/>
+          <w:bCs/>
+          <w:sz w:val="32"/>
+          <w:szCs w:val="32"/>
+        </w:rPr>
+      </w:pPr>
+      <w:r>
+        <w:rPr>
+          <w:b/>
+          <w:bCs/>
+          <w:sz w:val="32"/>
+          <w:szCs w:val="32"/>
+        </w:rPr>
+        <w:t>Prediction Results &amp; Evaluation</w:t>
       </w:r>
     </w:p>
     <w:p>
@@ -998,18 +1028,10 @@
           <w:b/>
           <w:bCs/>
         </w:rPr>
-        <w:t>Hyperparameters:</w:t>
-      </w:r>
-      <w:r>
-        <w:t xml:space="preserve"> </w:t>
-      </w:r>
-      <w:proofErr w:type="spellStart"/>
-      <w:r>
-        <w:t>n_estimators</w:t>
-      </w:r>
-      <w:proofErr w:type="spellEnd"/>
-      <w:r>
-        <w:t>=200 (200 decision trees).</w:t>
+        <w:t>Accuracy:</w:t>
+      </w:r>
+      <w:r>
+        <w:t xml:space="preserve"> Measures the overall correct predictions.</w:t>
       </w:r>
     </w:p>
     <w:p>
@@ -1025,24 +1047,10 @@
           <w:b/>
           <w:bCs/>
         </w:rPr>
-        <w:t>Class Weighting:</w:t>
-      </w:r>
-      <w:r>
-        <w:t xml:space="preserve"> </w:t>
-      </w:r>
-      <w:proofErr w:type="spellStart"/>
-      <w:r>
-        <w:t>class_weight</w:t>
-      </w:r>
-      <w:proofErr w:type="spellEnd"/>
-      <w:r>
-        <w:t xml:space="preserve">='balanced' was </w:t>
-      </w:r>
-      <w:r>
-        <w:t>set</w:t>
-      </w:r>
-      <w:r>
-        <w:t xml:space="preserve"> to ensure minority categories were not ignored by the algorithm.</w:t>
+        <w:t>Precision &amp; Recall:</w:t>
+      </w:r>
+      <w:r>
+        <w:t xml:space="preserve"> Analyzes the model's performance on individual categories (e.g., detecting 'Tech' vs 'World' news).</w:t>
       </w:r>
     </w:p>
     <w:p>
@@ -1058,177 +1066,72 @@
           <w:b/>
           <w:bCs/>
         </w:rPr>
-        <w:t>Data Split:</w:t>
-      </w:r>
-      <w:r>
-        <w:t xml:space="preserve"> 80% Training, 20% Testing.</w:t>
-      </w:r>
-    </w:p>
-    <w:p/>
-    <w:p/>
-    <w:p/>
-    <w:p/>
-    <w:p/>
-    <w:p/>
-    <w:p/>
-    <w:p/>
-    <w:p/>
-    <w:p/>
-    <w:p/>
-    <w:p/>
-    <w:p/>
-    <w:p/>
-    <w:p/>
-    <w:p>
-      <w:pPr>
-        <w:rPr>
-          <w:b/>
-          <w:bCs/>
-          <w:sz w:val="32"/>
-          <w:szCs w:val="32"/>
-        </w:rPr>
-      </w:pPr>
-      <w:r>
-        <w:rPr>
-          <w:b/>
-          <w:bCs/>
-          <w:sz w:val="32"/>
-          <w:szCs w:val="32"/>
-        </w:rPr>
-        <w:lastRenderedPageBreak/>
-        <w:t>Prediction Results &amp; Evaluation</w:t>
-      </w:r>
-    </w:p>
-    <w:p>
-      <w:pPr>
-        <w:pStyle w:val="ListParagraph"/>
-        <w:numPr>
-          <w:ilvl w:val="0"/>
-          <w:numId w:val="4"/>
-        </w:numPr>
-      </w:pPr>
-      <w:r>
-        <w:rPr>
-          <w:b/>
-          <w:bCs/>
-        </w:rPr>
-        <w:t>Accuracy:</w:t>
-      </w:r>
-      <w:r>
-        <w:t xml:space="preserve"> Measures the overall correct predictions.</w:t>
-      </w:r>
-    </w:p>
-    <w:p>
-      <w:pPr>
-        <w:pStyle w:val="ListParagraph"/>
-        <w:numPr>
-          <w:ilvl w:val="0"/>
-          <w:numId w:val="4"/>
-        </w:numPr>
-      </w:pPr>
-      <w:r>
-        <w:rPr>
-          <w:b/>
-          <w:bCs/>
-        </w:rPr>
-        <w:t>Precision &amp; Recall:</w:t>
+        <w:t>Feature Importance:</w:t>
       </w:r>
       <w:r>
         <w:t xml:space="preserve"> </w:t>
       </w:r>
-      <w:proofErr w:type="spellStart"/>
-      <w:r>
-        <w:t>Analyzes</w:t>
-      </w:r>
-      <w:proofErr w:type="spellEnd"/>
-      <w:r>
-        <w:t xml:space="preserve"> the model's performance on individual categories (e.g., detecting 'Tech' vs 'World' news).</w:t>
-      </w:r>
-    </w:p>
-    <w:p>
-      <w:pPr>
-        <w:pStyle w:val="ListParagraph"/>
-        <w:numPr>
-          <w:ilvl w:val="0"/>
-          <w:numId w:val="4"/>
-        </w:numPr>
-      </w:pPr>
-      <w:r>
-        <w:rPr>
-          <w:b/>
-          <w:bCs/>
-        </w:rPr>
-        <w:t>Feature Importance:</w:t>
-      </w:r>
-      <w:r>
-        <w:t xml:space="preserve"> Extracted from the model, proving that keyword averages (</w:t>
-      </w:r>
-      <w:proofErr w:type="spellStart"/>
-      <w:r>
-        <w:t>kw_avg_avg</w:t>
-      </w:r>
-      <w:proofErr w:type="spellEnd"/>
-      <w:r>
-        <w:t>) and content length are the strongest predictors of an article's category.</w:t>
-      </w:r>
-    </w:p>
-    <w:p/>
-    <w:p/>
-    <w:p/>
-    <w:p/>
-    <w:p/>
-    <w:p/>
-    <w:p/>
-    <w:p/>
-    <w:p/>
-    <w:p/>
-    <w:p/>
-    <w:p/>
-    <w:p/>
-    <w:p/>
-    <w:p/>
-    <w:p/>
-    <w:p/>
-    <w:p/>
-    <w:p/>
-    <w:p/>
-    <w:p/>
-    <w:p/>
-    <w:p/>
-    <w:p>
-      <w:pPr>
-        <w:rPr>
-          <w:b/>
-          <w:bCs/>
-          <w:sz w:val="32"/>
-          <w:szCs w:val="32"/>
-        </w:rPr>
-      </w:pPr>
-      <w:r>
-        <w:rPr>
-          <w:b/>
-          <w:bCs/>
-          <w:sz w:val="32"/>
-          <w:szCs w:val="32"/>
-        </w:rPr>
-        <w:lastRenderedPageBreak/>
+      <w:r>
+        <w:t>When we look at the information, from the model it shows that the average of the keywords and how long the content is are the important things that help us figure out what category an article belongs to and these are called keyword averages and content length.</w:t>
+      </w:r>
+    </w:p>
+    <w:p/>
+    <w:p/>
+    <w:p/>
+    <w:p/>
+    <w:p/>
+    <w:p/>
+    <w:p/>
+    <w:p/>
+    <w:p/>
+    <w:p/>
+    <w:p/>
+    <w:p/>
+    <w:p/>
+    <w:p/>
+    <w:p/>
+    <w:p/>
+    <w:p/>
+    <w:p/>
+    <w:p/>
+    <w:p/>
+    <w:p/>
+    <w:p/>
+    <w:p>
+      <w:pPr>
+        <w:rPr>
+          <w:b/>
+          <w:bCs/>
+          <w:sz w:val="32"/>
+          <w:szCs w:val="32"/>
+        </w:rPr>
+      </w:pPr>
+      <w:r>
+        <w:rPr>
+          <w:b/>
+          <w:bCs/>
+          <w:sz w:val="32"/>
+          <w:szCs w:val="32"/>
+        </w:rPr>
         <w:t>Comparison Results</w:t>
       </w:r>
     </w:p>
     <w:p/>
     <w:p>
       <w:r>
-        <w:t>To validate the effectiveness of the proposed Random Forest (RF) model, it was compared against a baseline Logistic Regression (LR) model. The proposed RF model demonstrated superior performance in handling the complex, non-linear relationships present in the metadata compared to the linear approach of the existing baseline.</w:t>
-      </w:r>
-    </w:p>
-    <w:p/>
-    <w:p>
-      <w:r>
+        <w:t>The efficiency of the suggested model was tested by comparing the baseline Logistic Regression (LR) classifier with that of a Random Forest (RF) classifier and a Hist-Gradient Boosting Classifier. The Hist-Gradient Boosting Classifier was found to be the best-performing classifier with a high accuracy rate of 88.02%. The accuracy rate of the RF classifier stood at 83.60%, whereas that of the LR classifier was found to be the least with an accuracy rate of 78.68%.</w:t>
+      </w:r>
+    </w:p>
+    <w:p>
+      <w:r>
+        <w:rPr>
+          <w:noProof/>
+        </w:rPr>
         <w:drawing>
-          <wp:inline distT="0" distB="0" distL="0" distR="0" wp14:anchorId="0747157B" wp14:editId="6DD4272D">
-            <wp:extent cx="5731510" cy="3367405"/>
-            <wp:effectExtent l="0" t="0" r="2540" b="4445"/>
-            <wp:docPr id="20579719" name="Picture 1"/>
+          <wp:inline distT="0" distB="0" distL="0" distR="0" wp14:anchorId="7C1E0270" wp14:editId="56AFD493">
+            <wp:extent cx="5731510" cy="2658110"/>
+            <wp:effectExtent l="0" t="0" r="2540" b="8890"/>
+            <wp:docPr id="1890210513" name="Picture 1"/>
             <wp:cNvGraphicFramePr>
               <a:graphicFrameLocks xmlns:a="http://schemas.openxmlformats.org/drawingml/2006/main" noChangeAspect="1"/>
             </wp:cNvGraphicFramePr>
@@ -1236,7 +1139,7 @@
               <a:graphicData uri="http://schemas.openxmlformats.org/drawingml/2006/picture">
                 <pic:pic xmlns:pic="http://schemas.openxmlformats.org/drawingml/2006/picture">
                   <pic:nvPicPr>
-                    <pic:cNvPr id="20579719" name=""/>
+                    <pic:cNvPr id="1890210513" name=""/>
                     <pic:cNvPicPr/>
                   </pic:nvPicPr>
                   <pic:blipFill>
@@ -1248,7 +1151,7 @@
                   <pic:spPr>
                     <a:xfrm>
                       <a:off x="0" y="0"/>
-                      <a:ext cx="5731510" cy="3367405"/>
+                      <a:ext cx="5731510" cy="2658110"/>
                     </a:xfrm>
                     <a:prstGeom prst="rect">
                       <a:avLst/>
@@ -1288,7 +1191,6 @@
           <w:sz w:val="32"/>
           <w:szCs w:val="32"/>
         </w:rPr>
-        <w:lastRenderedPageBreak/>
         <w:t>Conclusion</w:t>
       </w:r>
     </w:p>
@@ -1304,13 +1206,7 @@
     </w:p>
     <w:p>
       <w:r>
-        <w:t xml:space="preserve">This project manages to automate news articles' classification based on metadata alone. Using a customized set of nine features and a trained Random Forest Classifier, it delivers an efficient solution compared to </w:t>
-      </w:r>
-      <w:r>
-        <w:t>analysing</w:t>
-      </w:r>
-      <w:r>
-        <w:t xml:space="preserve"> entire documents.</w:t>
+        <w:t>With a specially designed set of nine features and algorithmic comparison, it has been found that the most effective solution is provided by the Hist-Gradient Boosting Classifier (88.02%), which outperforms full document analysis.</w:t>
       </w:r>
     </w:p>
     <w:p/>
@@ -1346,15 +1242,7 @@
     <w:p/>
     <w:p>
       <w:r>
-        <w:t>Real-Time API: Integrating the trained classifier in a web service such as Flask/</w:t>
-      </w:r>
-      <w:proofErr w:type="spellStart"/>
-      <w:r>
-        <w:t>FastAPI</w:t>
-      </w:r>
-      <w:proofErr w:type="spellEnd"/>
-      <w:r>
-        <w:t xml:space="preserve"> to classify live feeds of news in real-time.</w:t>
+        <w:t>Real-Time API: Integrating the trained classifier in a web service such as Flask/FastAPI to classify live feeds of news in real-time.</w:t>
       </w:r>
     </w:p>
     <w:p>

--- a/Report.docx
+++ b/Report.docx
@@ -349,7 +349,15 @@
     </w:p>
     <w:p>
       <w:r>
-        <w:t xml:space="preserve">The rapid increase in volume of digitized information makes the classification of news articles using manual methods extremely inefficient. This work discusses the implementation of a machine learning technique aimed at predicting the category of news articles (Lifestyle, Entertainment, Business, Tech, World, and Social Media), based on the metadata of each article rather than text analysis. By using the Online News Popularity dataset, the data is processed to combine the multi-label output variables and rescale the numeric values. </w:t>
+        <w:t xml:space="preserve">The rapid increase in volume of digitized information makes the classification of news articles using manual methods extremely inefficient. This work discusses the implementation of a machine learning technique aimed at predicting the category of news articles (Lifestyle, Entertainment, Business, Tech, World, and </w:t>
+      </w:r>
+      <w:proofErr w:type="gramStart"/>
+      <w:r>
+        <w:t>Social Media</w:t>
+      </w:r>
+      <w:proofErr w:type="gramEnd"/>
+      <w:r>
+        <w:t xml:space="preserve">), based on the metadata of each article rather than text analysis. By using the Online News Popularity dataset, the data is processed to combine the multi-label output variables and rescale the numeric values. </w:t>
       </w:r>
       <w:r>
         <w:t>We look at and compare a number of machine learning algorithms in this study, such as Logistic Regression, Random Forest, and Hist-Gradient Boosting Classifier. Our assessment is founded on 9 extracted features. The Hist-Gradient Boosting model reached the highest accuracy, showing that metadata has enough predictive strength for automated text categorization.</w:t>
@@ -625,7 +633,15 @@
         <w:t>Label</w:t>
       </w:r>
       <w:r>
-        <w:t>: This label was initially classified by six binary factors like “data_channel_is_tech”.</w:t>
+        <w:t>: This label was initially classified by six binary factors like “</w:t>
+      </w:r>
+      <w:proofErr w:type="spellStart"/>
+      <w:r>
+        <w:t>data_channel_is_tech</w:t>
+      </w:r>
+      <w:proofErr w:type="spellEnd"/>
+      <w:r>
+        <w:t>”.</w:t>
       </w:r>
     </w:p>
     <w:p>
@@ -636,14 +652,132 @@
         <w:t>Selected Factors</w:t>
       </w:r>
       <w:r>
-        <w:t xml:space="preserve">: </w:t>
-      </w:r>
-      <w:r>
-        <w:t>The labels are six factors like "data_channel_is_tech”. We select 9 factors, including "n_tokens_content" "num_imgs" "num_videos" "kw_avg_avg" and "global_sentiment_polarity”.</w:t>
-      </w:r>
-    </w:p>
-    <w:p/>
-    <w:p/>
+        <w:t>:</w:t>
+      </w:r>
+      <w:r>
+        <w:t xml:space="preserve"> LDA_02,</w:t>
+      </w:r>
+      <w:r>
+        <w:t xml:space="preserve"> </w:t>
+      </w:r>
+      <w:r>
+        <w:t>LDA_04</w:t>
+      </w:r>
+      <w:r>
+        <w:t xml:space="preserve">, </w:t>
+      </w:r>
+      <w:r>
+        <w:t>LDA_00</w:t>
+      </w:r>
+      <w:r>
+        <w:t xml:space="preserve">, </w:t>
+      </w:r>
+      <w:r>
+        <w:t>LDA_01</w:t>
+      </w:r>
+      <w:r>
+        <w:t xml:space="preserve">, </w:t>
+      </w:r>
+      <w:r>
+        <w:t>LDA_03</w:t>
+      </w:r>
+      <w:r>
+        <w:t xml:space="preserve">, </w:t>
+      </w:r>
+      <w:proofErr w:type="spellStart"/>
+      <w:r>
+        <w:t>kw_avg_max</w:t>
+      </w:r>
+      <w:proofErr w:type="spellEnd"/>
+      <w:r>
+        <w:t xml:space="preserve">, </w:t>
+      </w:r>
+      <w:proofErr w:type="spellStart"/>
+      <w:r>
+        <w:t>kw_max_avg</w:t>
+      </w:r>
+      <w:proofErr w:type="spellEnd"/>
+      <w:r>
+        <w:t xml:space="preserve">, </w:t>
+      </w:r>
+      <w:proofErr w:type="spellStart"/>
+      <w:r>
+        <w:t>k</w:t>
+      </w:r>
+      <w:r>
+        <w:t>w_avg_avg</w:t>
+      </w:r>
+      <w:proofErr w:type="spellEnd"/>
+      <w:r>
+        <w:t xml:space="preserve">, </w:t>
+      </w:r>
+      <w:proofErr w:type="spellStart"/>
+      <w:r>
+        <w:t>num_self_hrefs</w:t>
+      </w:r>
+      <w:proofErr w:type="spellEnd"/>
+      <w:r>
+        <w:t xml:space="preserve">, </w:t>
+      </w:r>
+      <w:proofErr w:type="spellStart"/>
+      <w:r>
+        <w:t>average_token_length</w:t>
+      </w:r>
+      <w:proofErr w:type="spellEnd"/>
+      <w:r>
+        <w:t xml:space="preserve">, </w:t>
+      </w:r>
+      <w:proofErr w:type="spellStart"/>
+      <w:r>
+        <w:t>global_rate_positive_words</w:t>
+      </w:r>
+      <w:proofErr w:type="spellEnd"/>
+      <w:r>
+        <w:t xml:space="preserve">, </w:t>
+      </w:r>
+      <w:proofErr w:type="spellStart"/>
+      <w:r>
+        <w:t>kw_avg_min</w:t>
+      </w:r>
+      <w:proofErr w:type="spellEnd"/>
+      <w:r>
+        <w:t xml:space="preserve">, </w:t>
+      </w:r>
+      <w:proofErr w:type="spellStart"/>
+      <w:r>
+        <w:t>global_sentiment_polarity</w:t>
+      </w:r>
+      <w:proofErr w:type="spellEnd"/>
+      <w:r>
+        <w:t xml:space="preserve">, </w:t>
+      </w:r>
+      <w:proofErr w:type="spellStart"/>
+      <w:r>
+        <w:t>n_tokens_content</w:t>
+      </w:r>
+      <w:proofErr w:type="spellEnd"/>
+      <w:r>
+        <w:t xml:space="preserve">, </w:t>
+      </w:r>
+      <w:proofErr w:type="spellStart"/>
+      <w:r>
+        <w:t>global_subjectivity</w:t>
+      </w:r>
+      <w:proofErr w:type="spellEnd"/>
+    </w:p>
+    <w:p/>
+    <w:p>
+      <w:pPr>
+        <w:pStyle w:val="ListParagraph"/>
+        <w:numPr>
+          <w:ilvl w:val="0"/>
+          <w:numId w:val="7"/>
+        </w:numPr>
+      </w:pPr>
+      <w:r>
+        <w:t>These are the main predictive factors used in the project.</w:t>
+      </w:r>
+    </w:p>
     <w:p/>
     <w:p/>
     <w:p/>
@@ -682,39 +816,24 @@
         <w:lastRenderedPageBreak/>
         <w:t>Exploratory Data Analysis (EDA)</w:t>
       </w:r>
-    </w:p>
-    <w:p>
-      <w:pPr>
-        <w:rPr>
-          <w:b/>
-          <w:bCs/>
-          <w:sz w:val="32"/>
-          <w:szCs w:val="32"/>
-        </w:rPr>
-      </w:pPr>
-    </w:p>
-    <w:p>
-      <w:pPr>
-        <w:rPr>
-          <w:b/>
-          <w:bCs/>
-          <w:sz w:val="32"/>
-          <w:szCs w:val="32"/>
-        </w:rPr>
-      </w:pPr>
-      <w:r>
-        <w:rPr>
-          <w:b/>
-          <w:bCs/>
+      <w:r>
+        <w:rPr>
           <w:noProof/>
+        </w:rPr>
+        <w:t xml:space="preserve"> </w:t>
+      </w:r>
+      <w:r>
+        <w:rPr>
+          <w:b/>
+          <w:bCs/>
           <w:sz w:val="32"/>
           <w:szCs w:val="32"/>
         </w:rPr>
         <w:drawing>
-          <wp:inline distT="0" distB="0" distL="0" distR="0" wp14:anchorId="27B4CF49" wp14:editId="66DDC6BC">
-            <wp:extent cx="4442460" cy="2181855"/>
-            <wp:effectExtent l="0" t="0" r="0" b="9525"/>
-            <wp:docPr id="373062318" name="Picture 1"/>
+          <wp:inline distT="0" distB="0" distL="0" distR="0" wp14:anchorId="6B7C703B" wp14:editId="209F9C70">
+            <wp:extent cx="5731510" cy="1177290"/>
+            <wp:effectExtent l="0" t="0" r="2540" b="3810"/>
+            <wp:docPr id="685835797" name="Picture 1"/>
             <wp:cNvGraphicFramePr>
               <a:graphicFrameLocks xmlns:a="http://schemas.openxmlformats.org/drawingml/2006/main" noChangeAspect="1"/>
             </wp:cNvGraphicFramePr>
@@ -722,7 +841,7 @@
               <a:graphicData uri="http://schemas.openxmlformats.org/drawingml/2006/picture">
                 <pic:pic xmlns:pic="http://schemas.openxmlformats.org/drawingml/2006/picture">
                   <pic:nvPicPr>
-                    <pic:cNvPr id="373062318" name=""/>
+                    <pic:cNvPr id="685835797" name=""/>
                     <pic:cNvPicPr/>
                   </pic:nvPicPr>
                   <pic:blipFill>
@@ -734,7 +853,7 @@
                   <pic:spPr>
                     <a:xfrm>
                       <a:off x="0" y="0"/>
-                      <a:ext cx="4446918" cy="2184045"/>
+                      <a:ext cx="5731510" cy="1177290"/>
                     </a:xfrm>
                     <a:prstGeom prst="rect">
                       <a:avLst/>
@@ -746,25 +865,38 @@
           </wp:inline>
         </w:drawing>
       </w:r>
-      <w:r>
+    </w:p>
+    <w:p>
+      <w:pPr>
+        <w:rPr>
+          <w:b/>
+          <w:bCs/>
+          <w:sz w:val="32"/>
+          <w:szCs w:val="32"/>
+        </w:rPr>
+      </w:pPr>
+    </w:p>
+    <w:p>
+      <w:pPr>
         <w:rPr>
           <w:noProof/>
         </w:rPr>
+      </w:pPr>
+      <w:r>
+        <w:rPr>
+          <w:noProof/>
+        </w:rPr>
         <w:t xml:space="preserve"> </w:t>
       </w:r>
       <w:r>
         <w:rPr>
-          <w:b/>
-          <w:bCs/>
           <w:noProof/>
-          <w:sz w:val="32"/>
-          <w:szCs w:val="32"/>
         </w:rPr>
         <w:drawing>
-          <wp:inline distT="0" distB="0" distL="0" distR="0" wp14:anchorId="2F58E437" wp14:editId="46A5CA29">
-            <wp:extent cx="4610100" cy="2514461"/>
-            <wp:effectExtent l="0" t="0" r="0" b="635"/>
-            <wp:docPr id="1941416603" name="Picture 1"/>
+          <wp:inline distT="0" distB="0" distL="0" distR="0" wp14:anchorId="69436EC1" wp14:editId="4F464CEF">
+            <wp:extent cx="5372534" cy="2537460"/>
+            <wp:effectExtent l="0" t="0" r="0" b="0"/>
+            <wp:docPr id="1708946941" name="Picture 1"/>
             <wp:cNvGraphicFramePr>
               <a:graphicFrameLocks xmlns:a="http://schemas.openxmlformats.org/drawingml/2006/main" noChangeAspect="1"/>
             </wp:cNvGraphicFramePr>
@@ -772,7 +904,7 @@
               <a:graphicData uri="http://schemas.openxmlformats.org/drawingml/2006/picture">
                 <pic:pic xmlns:pic="http://schemas.openxmlformats.org/drawingml/2006/picture">
                   <pic:nvPicPr>
-                    <pic:cNvPr id="1941416603" name=""/>
+                    <pic:cNvPr id="1708946941" name=""/>
                     <pic:cNvPicPr/>
                   </pic:nvPicPr>
                   <pic:blipFill>
@@ -784,7 +916,7 @@
                   <pic:spPr>
                     <a:xfrm>
                       <a:off x="0" y="0"/>
-                      <a:ext cx="4615656" cy="2517492"/>
+                      <a:ext cx="5408737" cy="2554559"/>
                     </a:xfrm>
                     <a:prstGeom prst="rect">
                       <a:avLst/>
@@ -802,15 +934,28 @@
         </w:rPr>
         <w:t xml:space="preserve"> </w:t>
       </w:r>
-      <w:r>
-        <w:rPr>
-          <w:noProof/>
+    </w:p>
+    <w:p>
+      <w:pPr>
+        <w:rPr>
+          <w:b/>
+          <w:bCs/>
+          <w:sz w:val="32"/>
+          <w:szCs w:val="32"/>
+        </w:rPr>
+      </w:pPr>
+      <w:r>
+        <w:rPr>
+          <w:b/>
+          <w:bCs/>
+          <w:sz w:val="32"/>
+          <w:szCs w:val="32"/>
         </w:rPr>
         <w:drawing>
-          <wp:inline distT="0" distB="0" distL="0" distR="0" wp14:anchorId="59C40079" wp14:editId="54B0A635">
-            <wp:extent cx="3771901" cy="2263140"/>
-            <wp:effectExtent l="0" t="0" r="0" b="3810"/>
-            <wp:docPr id="1063880074" name="Picture 1"/>
+          <wp:inline distT="0" distB="0" distL="0" distR="0" wp14:anchorId="39C8E768" wp14:editId="759D7D2A">
+            <wp:extent cx="5242560" cy="3180618"/>
+            <wp:effectExtent l="0" t="0" r="0" b="1270"/>
+            <wp:docPr id="1807788284" name="Picture 1"/>
             <wp:cNvGraphicFramePr>
               <a:graphicFrameLocks xmlns:a="http://schemas.openxmlformats.org/drawingml/2006/main" noChangeAspect="1"/>
             </wp:cNvGraphicFramePr>
@@ -818,7 +963,7 @@
               <a:graphicData uri="http://schemas.openxmlformats.org/drawingml/2006/picture">
                 <pic:pic xmlns:pic="http://schemas.openxmlformats.org/drawingml/2006/picture">
                   <pic:nvPicPr>
-                    <pic:cNvPr id="1063880074" name=""/>
+                    <pic:cNvPr id="1807788284" name=""/>
                     <pic:cNvPicPr/>
                   </pic:nvPicPr>
                   <pic:blipFill>
@@ -830,7 +975,7 @@
                   <pic:spPr>
                     <a:xfrm>
                       <a:off x="0" y="0"/>
-                      <a:ext cx="3777006" cy="2266203"/>
+                      <a:ext cx="5280975" cy="3203924"/>
                     </a:xfrm>
                     <a:prstGeom prst="rect">
                       <a:avLst/>
@@ -843,9 +988,26 @@
         </w:drawing>
       </w:r>
     </w:p>
-    <w:p/>
-    <w:p/>
-    <w:p/>
+    <w:p>
+      <w:pPr>
+        <w:rPr>
+          <w:b/>
+          <w:bCs/>
+          <w:sz w:val="32"/>
+          <w:szCs w:val="32"/>
+        </w:rPr>
+      </w:pPr>
+    </w:p>
+    <w:p>
+      <w:pPr>
+        <w:rPr>
+          <w:b/>
+          <w:bCs/>
+          <w:sz w:val="32"/>
+          <w:szCs w:val="32"/>
+        </w:rPr>
+      </w:pPr>
+    </w:p>
     <w:p>
       <w:pPr>
         <w:rPr>
@@ -898,7 +1060,15 @@
     </w:p>
     <w:p>
       <w:r>
-        <w:t>The 6 binary channels of the data were combined into one multiclass Category column. Rows without any category were eliminated, resulting in an improved dataset containing about 32,000 entries. The StandardScaler was used to standardize the different scales of word counts and sentiment scores.</w:t>
+        <w:t xml:space="preserve">The 6 binary channels of the data were combined into one multiclass Category column. Rows without any category were eliminated, resulting in an improved dataset containing about 32,000 entries. The </w:t>
+      </w:r>
+      <w:proofErr w:type="spellStart"/>
+      <w:r>
+        <w:t>StandardScaler</w:t>
+      </w:r>
+      <w:proofErr w:type="spellEnd"/>
+      <w:r>
+        <w:t xml:space="preserve"> was used to standardize the different scales of word counts and sentiment scores.</w:t>
       </w:r>
     </w:p>
     <w:p/>
@@ -962,7 +1132,15 @@
         <w:t>Random Forest Classifier</w:t>
       </w:r>
       <w:r>
-        <w:t xml:space="preserve"> was set up with n_estimators=100 and balanced class weights to avoid bias.</w:t>
+        <w:t xml:space="preserve"> was set up with </w:t>
+      </w:r>
+      <w:proofErr w:type="spellStart"/>
+      <w:r>
+        <w:t>n_estimators</w:t>
+      </w:r>
+      <w:proofErr w:type="spellEnd"/>
+      <w:r>
+        <w:t>=100 and balanced class weights to avoid bias.</w:t>
       </w:r>
     </w:p>
     <w:p/>
@@ -992,26 +1170,30 @@
     <w:p/>
     <w:p/>
     <w:p/>
-    <w:p/>
-    <w:p/>
-    <w:p/>
-    <w:p/>
-    <w:p>
-      <w:pPr>
-        <w:rPr>
-          <w:b/>
-          <w:bCs/>
-          <w:sz w:val="32"/>
-          <w:szCs w:val="32"/>
-        </w:rPr>
-      </w:pPr>
-      <w:r>
-        <w:rPr>
-          <w:b/>
-          <w:bCs/>
-          <w:sz w:val="32"/>
-          <w:szCs w:val="32"/>
-        </w:rPr>
+    <w:p>
+      <w:pPr>
+        <w:tabs>
+          <w:tab w:val="left" w:pos="3012"/>
+        </w:tabs>
+      </w:pPr>
+    </w:p>
+    <w:p>
+      <w:pPr>
+        <w:rPr>
+          <w:b/>
+          <w:bCs/>
+          <w:sz w:val="32"/>
+          <w:szCs w:val="32"/>
+        </w:rPr>
+      </w:pPr>
+      <w:r>
+        <w:rPr>
+          <w:b/>
+          <w:bCs/>
+          <w:sz w:val="32"/>
+          <w:szCs w:val="32"/>
+        </w:rPr>
+        <w:lastRenderedPageBreak/>
         <w:t>Prediction Results &amp; Evaluation</w:t>
       </w:r>
     </w:p>
@@ -1050,7 +1232,15 @@
         <w:t>Precision &amp; Recall:</w:t>
       </w:r>
       <w:r>
-        <w:t xml:space="preserve"> Analyzes the model's performance on individual categories (e.g., detecting 'Tech' vs 'World' news).</w:t>
+        <w:t xml:space="preserve"> </w:t>
+      </w:r>
+      <w:proofErr w:type="spellStart"/>
+      <w:r>
+        <w:t>Analyzes</w:t>
+      </w:r>
+      <w:proofErr w:type="spellEnd"/>
+      <w:r>
+        <w:t xml:space="preserve"> the model's performance on individual categories (e.g., detecting 'Tech' vs 'World' news).</w:t>
       </w:r>
     </w:p>
     <w:p>
@@ -1096,23 +1286,23 @@
     <w:p/>
     <w:p/>
     <w:p/>
-    <w:p/>
-    <w:p>
-      <w:pPr>
-        <w:rPr>
-          <w:b/>
-          <w:bCs/>
-          <w:sz w:val="32"/>
-          <w:szCs w:val="32"/>
-        </w:rPr>
-      </w:pPr>
-      <w:r>
-        <w:rPr>
-          <w:b/>
-          <w:bCs/>
-          <w:sz w:val="32"/>
-          <w:szCs w:val="32"/>
-        </w:rPr>
+    <w:p>
+      <w:pPr>
+        <w:rPr>
+          <w:b/>
+          <w:bCs/>
+          <w:sz w:val="32"/>
+          <w:szCs w:val="32"/>
+        </w:rPr>
+      </w:pPr>
+      <w:r>
+        <w:rPr>
+          <w:b/>
+          <w:bCs/>
+          <w:sz w:val="32"/>
+          <w:szCs w:val="32"/>
+        </w:rPr>
+        <w:lastRenderedPageBreak/>
         <w:t>Comparison Results</w:t>
       </w:r>
     </w:p>
@@ -1175,22 +1365,24 @@
     <w:p/>
     <w:p/>
     <w:p/>
-    <w:p>
-      <w:pPr>
-        <w:rPr>
-          <w:b/>
-          <w:bCs/>
-          <w:sz w:val="32"/>
-          <w:szCs w:val="32"/>
-        </w:rPr>
-      </w:pPr>
-      <w:r>
-        <w:rPr>
-          <w:b/>
-          <w:bCs/>
-          <w:sz w:val="32"/>
-          <w:szCs w:val="32"/>
-        </w:rPr>
+    <w:p/>
+    <w:p>
+      <w:pPr>
+        <w:rPr>
+          <w:b/>
+          <w:bCs/>
+          <w:sz w:val="32"/>
+          <w:szCs w:val="32"/>
+        </w:rPr>
+      </w:pPr>
+      <w:r>
+        <w:rPr>
+          <w:b/>
+          <w:bCs/>
+          <w:sz w:val="32"/>
+          <w:szCs w:val="32"/>
+        </w:rPr>
+        <w:lastRenderedPageBreak/>
         <w:t>Conclusion</w:t>
       </w:r>
     </w:p>
@@ -1242,165 +1434,164 @@
     <w:p/>
     <w:p>
       <w:r>
-        <w:t>Real-Time API: Integrating the trained classifier in a web service such as Flask/FastAPI to classify live feeds of news in real-time.</w:t>
-      </w:r>
-    </w:p>
-    <w:p>
-      <w:pPr>
-        <w:rPr>
-          <w:b/>
-          <w:bCs/>
-          <w:sz w:val="32"/>
-          <w:szCs w:val="32"/>
-        </w:rPr>
-      </w:pPr>
-    </w:p>
-    <w:p>
-      <w:pPr>
-        <w:rPr>
-          <w:b/>
-          <w:bCs/>
-          <w:sz w:val="32"/>
-          <w:szCs w:val="32"/>
-        </w:rPr>
-      </w:pPr>
-    </w:p>
-    <w:p>
-      <w:pPr>
-        <w:rPr>
-          <w:b/>
-          <w:bCs/>
-          <w:sz w:val="32"/>
-          <w:szCs w:val="32"/>
-        </w:rPr>
-      </w:pPr>
-    </w:p>
-    <w:p>
-      <w:pPr>
-        <w:rPr>
-          <w:b/>
-          <w:bCs/>
-          <w:sz w:val="32"/>
-          <w:szCs w:val="32"/>
-        </w:rPr>
-      </w:pPr>
-    </w:p>
-    <w:p>
-      <w:pPr>
-        <w:rPr>
-          <w:b/>
-          <w:bCs/>
-          <w:sz w:val="32"/>
-          <w:szCs w:val="32"/>
-        </w:rPr>
-      </w:pPr>
-    </w:p>
-    <w:p>
-      <w:pPr>
-        <w:rPr>
-          <w:b/>
-          <w:bCs/>
-          <w:sz w:val="32"/>
-          <w:szCs w:val="32"/>
-        </w:rPr>
-      </w:pPr>
-    </w:p>
-    <w:p>
-      <w:pPr>
-        <w:rPr>
-          <w:b/>
-          <w:bCs/>
-          <w:sz w:val="32"/>
-          <w:szCs w:val="32"/>
-        </w:rPr>
-      </w:pPr>
-    </w:p>
-    <w:p>
-      <w:pPr>
-        <w:rPr>
-          <w:b/>
-          <w:bCs/>
-          <w:sz w:val="32"/>
-          <w:szCs w:val="32"/>
-        </w:rPr>
-      </w:pPr>
-    </w:p>
-    <w:p>
-      <w:pPr>
-        <w:rPr>
-          <w:b/>
-          <w:bCs/>
-          <w:sz w:val="32"/>
-          <w:szCs w:val="32"/>
-        </w:rPr>
-      </w:pPr>
-    </w:p>
-    <w:p>
-      <w:pPr>
-        <w:rPr>
-          <w:b/>
-          <w:bCs/>
-          <w:sz w:val="32"/>
-          <w:szCs w:val="32"/>
-        </w:rPr>
-      </w:pPr>
-    </w:p>
-    <w:p>
-      <w:pPr>
-        <w:rPr>
-          <w:b/>
-          <w:bCs/>
-          <w:sz w:val="32"/>
-          <w:szCs w:val="32"/>
-        </w:rPr>
-      </w:pPr>
-    </w:p>
-    <w:p>
-      <w:pPr>
-        <w:rPr>
-          <w:b/>
-          <w:bCs/>
-          <w:sz w:val="32"/>
-          <w:szCs w:val="32"/>
-        </w:rPr>
-      </w:pPr>
-    </w:p>
-    <w:p>
-      <w:pPr>
-        <w:rPr>
-          <w:b/>
-          <w:bCs/>
-          <w:sz w:val="32"/>
-          <w:szCs w:val="32"/>
-        </w:rPr>
-      </w:pPr>
-    </w:p>
-    <w:p>
-      <w:pPr>
-        <w:rPr>
-          <w:b/>
-          <w:bCs/>
-          <w:sz w:val="32"/>
-          <w:szCs w:val="32"/>
-        </w:rPr>
-      </w:pPr>
-    </w:p>
-    <w:p>
-      <w:pPr>
-        <w:rPr>
-          <w:b/>
-          <w:bCs/>
-          <w:sz w:val="32"/>
-          <w:szCs w:val="32"/>
-        </w:rPr>
-      </w:pPr>
-      <w:r>
-        <w:rPr>
-          <w:b/>
-          <w:bCs/>
-          <w:sz w:val="32"/>
-          <w:szCs w:val="32"/>
-        </w:rPr>
+        <w:t>Real-Time API: Integrating the trained classifier in a web service such as Flask/</w:t>
+      </w:r>
+      <w:proofErr w:type="spellStart"/>
+      <w:r>
+        <w:t>FastAPI</w:t>
+      </w:r>
+      <w:proofErr w:type="spellEnd"/>
+      <w:r>
+        <w:t xml:space="preserve"> to classify live feeds of news in real-time.</w:t>
+      </w:r>
+    </w:p>
+    <w:p>
+      <w:pPr>
+        <w:rPr>
+          <w:b/>
+          <w:bCs/>
+          <w:sz w:val="32"/>
+          <w:szCs w:val="32"/>
+        </w:rPr>
+      </w:pPr>
+    </w:p>
+    <w:p>
+      <w:pPr>
+        <w:rPr>
+          <w:b/>
+          <w:bCs/>
+          <w:sz w:val="32"/>
+          <w:szCs w:val="32"/>
+        </w:rPr>
+      </w:pPr>
+    </w:p>
+    <w:p>
+      <w:pPr>
+        <w:rPr>
+          <w:b/>
+          <w:bCs/>
+          <w:sz w:val="32"/>
+          <w:szCs w:val="32"/>
+        </w:rPr>
+      </w:pPr>
+    </w:p>
+    <w:p>
+      <w:pPr>
+        <w:rPr>
+          <w:b/>
+          <w:bCs/>
+          <w:sz w:val="32"/>
+          <w:szCs w:val="32"/>
+        </w:rPr>
+      </w:pPr>
+    </w:p>
+    <w:p>
+      <w:pPr>
+        <w:rPr>
+          <w:b/>
+          <w:bCs/>
+          <w:sz w:val="32"/>
+          <w:szCs w:val="32"/>
+        </w:rPr>
+      </w:pPr>
+    </w:p>
+    <w:p>
+      <w:pPr>
+        <w:rPr>
+          <w:b/>
+          <w:bCs/>
+          <w:sz w:val="32"/>
+          <w:szCs w:val="32"/>
+        </w:rPr>
+      </w:pPr>
+    </w:p>
+    <w:p>
+      <w:pPr>
+        <w:rPr>
+          <w:b/>
+          <w:bCs/>
+          <w:sz w:val="32"/>
+          <w:szCs w:val="32"/>
+        </w:rPr>
+      </w:pPr>
+    </w:p>
+    <w:p>
+      <w:pPr>
+        <w:rPr>
+          <w:b/>
+          <w:bCs/>
+          <w:sz w:val="32"/>
+          <w:szCs w:val="32"/>
+        </w:rPr>
+      </w:pPr>
+    </w:p>
+    <w:p>
+      <w:pPr>
+        <w:rPr>
+          <w:b/>
+          <w:bCs/>
+          <w:sz w:val="32"/>
+          <w:szCs w:val="32"/>
+        </w:rPr>
+      </w:pPr>
+    </w:p>
+    <w:p>
+      <w:pPr>
+        <w:rPr>
+          <w:b/>
+          <w:bCs/>
+          <w:sz w:val="32"/>
+          <w:szCs w:val="32"/>
+        </w:rPr>
+      </w:pPr>
+    </w:p>
+    <w:p>
+      <w:pPr>
+        <w:rPr>
+          <w:b/>
+          <w:bCs/>
+          <w:sz w:val="32"/>
+          <w:szCs w:val="32"/>
+        </w:rPr>
+      </w:pPr>
+    </w:p>
+    <w:p>
+      <w:pPr>
+        <w:rPr>
+          <w:b/>
+          <w:bCs/>
+          <w:sz w:val="32"/>
+          <w:szCs w:val="32"/>
+        </w:rPr>
+      </w:pPr>
+    </w:p>
+    <w:p>
+      <w:pPr>
+        <w:rPr>
+          <w:b/>
+          <w:bCs/>
+          <w:sz w:val="32"/>
+          <w:szCs w:val="32"/>
+        </w:rPr>
+      </w:pPr>
+    </w:p>
+    <w:p>
+      <w:pPr>
+        <w:rPr>
+          <w:b/>
+          <w:bCs/>
+          <w:sz w:val="32"/>
+          <w:szCs w:val="32"/>
+        </w:rPr>
+      </w:pPr>
+      <w:r>
+        <w:rPr>
+          <w:b/>
+          <w:bCs/>
+          <w:sz w:val="32"/>
+          <w:szCs w:val="32"/>
+        </w:rPr>
+        <w:lastRenderedPageBreak/>
         <w:t>References</w:t>
       </w:r>
     </w:p>
@@ -1888,6 +2079,118 @@
     </w:lvl>
   </w:abstractNum>
   <w:abstractNum w:abstractNumId="4" w15:restartNumberingAfterBreak="0">
+    <w:nsid w:val="27366F2F"/>
+    <w:multiLevelType w:val="hybridMultilevel"/>
+    <w:tmpl w:val="C5CEF774"/>
+    <w:lvl w:ilvl="0" w:tplc="EAE62988">
+      <w:numFmt w:val="bullet"/>
+      <w:lvlText w:val="-"/>
+      <w:lvlJc w:val="left"/>
+      <w:pPr>
+        <w:ind w:left="720" w:hanging="360"/>
+      </w:pPr>
+      <w:rPr>
+        <w:rFonts w:ascii="Calibri" w:eastAsiaTheme="minorHAnsi" w:hAnsi="Calibri" w:cs="Calibri" w:hint="default"/>
+      </w:rPr>
+    </w:lvl>
+    <w:lvl w:ilvl="1" w:tplc="40090003" w:tentative="1">
+      <w:start w:val="1"/>
+      <w:numFmt w:val="bullet"/>
+      <w:lvlText w:val="o"/>
+      <w:lvlJc w:val="left"/>
+      <w:pPr>
+        <w:ind w:left="1440" w:hanging="360"/>
+      </w:pPr>
+      <w:rPr>
+        <w:rFonts w:ascii="Courier New" w:hAnsi="Courier New" w:cs="Courier New" w:hint="default"/>
+      </w:rPr>
+    </w:lvl>
+    <w:lvl w:ilvl="2" w:tplc="40090005" w:tentative="1">
+      <w:start w:val="1"/>
+      <w:numFmt w:val="bullet"/>
+      <w:lvlText w:val=""/>
+      <w:lvlJc w:val="left"/>
+      <w:pPr>
+        <w:ind w:left="2160" w:hanging="360"/>
+      </w:pPr>
+      <w:rPr>
+        <w:rFonts w:ascii="Wingdings" w:hAnsi="Wingdings" w:hint="default"/>
+      </w:rPr>
+    </w:lvl>
+    <w:lvl w:ilvl="3" w:tplc="40090001" w:tentative="1">
+      <w:start w:val="1"/>
+      <w:numFmt w:val="bullet"/>
+      <w:lvlText w:val=""/>
+      <w:lvlJc w:val="left"/>
+      <w:pPr>
+        <w:ind w:left="2880" w:hanging="360"/>
+      </w:pPr>
+      <w:rPr>
+        <w:rFonts w:ascii="Symbol" w:hAnsi="Symbol" w:hint="default"/>
+      </w:rPr>
+    </w:lvl>
+    <w:lvl w:ilvl="4" w:tplc="40090003" w:tentative="1">
+      <w:start w:val="1"/>
+      <w:numFmt w:val="bullet"/>
+      <w:lvlText w:val="o"/>
+      <w:lvlJc w:val="left"/>
+      <w:pPr>
+        <w:ind w:left="3600" w:hanging="360"/>
+      </w:pPr>
+      <w:rPr>
+        <w:rFonts w:ascii="Courier New" w:hAnsi="Courier New" w:cs="Courier New" w:hint="default"/>
+      </w:rPr>
+    </w:lvl>
+    <w:lvl w:ilvl="5" w:tplc="40090005" w:tentative="1">
+      <w:start w:val="1"/>
+      <w:numFmt w:val="bullet"/>
+      <w:lvlText w:val=""/>
+      <w:lvlJc w:val="left"/>
+      <w:pPr>
+        <w:ind w:left="4320" w:hanging="360"/>
+      </w:pPr>
+      <w:rPr>
+        <w:rFonts w:ascii="Wingdings" w:hAnsi="Wingdings" w:hint="default"/>
+      </w:rPr>
+    </w:lvl>
+    <w:lvl w:ilvl="6" w:tplc="40090001" w:tentative="1">
+      <w:start w:val="1"/>
+      <w:numFmt w:val="bullet"/>
+      <w:lvlText w:val=""/>
+      <w:lvlJc w:val="left"/>
+      <w:pPr>
+        <w:ind w:left="5040" w:hanging="360"/>
+      </w:pPr>
+      <w:rPr>
+        <w:rFonts w:ascii="Symbol" w:hAnsi="Symbol" w:hint="default"/>
+      </w:rPr>
+    </w:lvl>
+    <w:lvl w:ilvl="7" w:tplc="40090003" w:tentative="1">
+      <w:start w:val="1"/>
+      <w:numFmt w:val="bullet"/>
+      <w:lvlText w:val="o"/>
+      <w:lvlJc w:val="left"/>
+      <w:pPr>
+        <w:ind w:left="5760" w:hanging="360"/>
+      </w:pPr>
+      <w:rPr>
+        <w:rFonts w:ascii="Courier New" w:hAnsi="Courier New" w:cs="Courier New" w:hint="default"/>
+      </w:rPr>
+    </w:lvl>
+    <w:lvl w:ilvl="8" w:tplc="40090005" w:tentative="1">
+      <w:start w:val="1"/>
+      <w:numFmt w:val="bullet"/>
+      <w:lvlText w:val=""/>
+      <w:lvlJc w:val="left"/>
+      <w:pPr>
+        <w:ind w:left="6480" w:hanging="360"/>
+      </w:pPr>
+      <w:rPr>
+        <w:rFonts w:ascii="Wingdings" w:hAnsi="Wingdings" w:hint="default"/>
+      </w:rPr>
+    </w:lvl>
+  </w:abstractNum>
+  <w:abstractNum w:abstractNumId="5" w15:restartNumberingAfterBreak="0">
     <w:nsid w:val="591C44D4"/>
     <w:multiLevelType w:val="hybridMultilevel"/>
     <w:tmpl w:val="E7B6CCAC"/>
@@ -2000,7 +2303,7 @@
       </w:rPr>
     </w:lvl>
   </w:abstractNum>
-  <w:abstractNum w:abstractNumId="5" w15:restartNumberingAfterBreak="0">
+  <w:abstractNum w:abstractNumId="6" w15:restartNumberingAfterBreak="0">
     <w:nsid w:val="631567BB"/>
     <w:multiLevelType w:val="hybridMultilevel"/>
     <w:tmpl w:val="746494FA"/>
@@ -2114,7 +2417,7 @@
     </w:lvl>
   </w:abstractNum>
   <w:num w:numId="1" w16cid:durableId="1428034983">
-    <w:abstractNumId w:val="5"/>
+    <w:abstractNumId w:val="6"/>
   </w:num>
   <w:num w:numId="2" w16cid:durableId="1734621617">
     <w:abstractNumId w:val="1"/>
@@ -2123,13 +2426,16 @@
     <w:abstractNumId w:val="3"/>
   </w:num>
   <w:num w:numId="4" w16cid:durableId="1981375683">
-    <w:abstractNumId w:val="4"/>
+    <w:abstractNumId w:val="5"/>
   </w:num>
   <w:num w:numId="5" w16cid:durableId="785588019">
     <w:abstractNumId w:val="2"/>
   </w:num>
   <w:num w:numId="6" w16cid:durableId="785320603">
     <w:abstractNumId w:val="0"/>
+  </w:num>
+  <w:num w:numId="7" w16cid:durableId="381947930">
+    <w:abstractNumId w:val="4"/>
   </w:num>
 </w:numbering>
 </file>
@@ -2736,6 +3042,7 @@
   <w:style w:type="character" w:default="1" w:styleId="DefaultParagraphFont">
     <w:name w:val="Default Paragraph Font"/>
     <w:uiPriority w:val="1"/>
+    <w:semiHidden/>
     <w:unhideWhenUsed/>
   </w:style>
   <w:style w:type="table" w:default="1" w:styleId="TableNormal">
